--- a/docs/KNOWLEDGE_BASE.docx
+++ b/docs/KNOWLEDGE_BASE.docx
@@ -496,6 +496,54 @@
       </w:pPr>
       <w:r>
         <w:t>5. Log repairs or status changes</w:t>
+      </w:r>
+    </w:p>
+    <w:p>
+      <w:pPr>
+        <w:pStyle w:val="Heading3"/>
+      </w:pPr>
+      <w:r>
+        <w:t>Device Installation</w:t>
+      </w:r>
+    </w:p>
+    <w:p>
+      <w:pPr>
+        <w:spacing w:after="120"/>
+      </w:pPr>
+      <w:r>
+        <w:t>1. Go to Asset Management → Installations</w:t>
+      </w:r>
+    </w:p>
+    <w:p>
+      <w:pPr>
+        <w:spacing w:after="120"/>
+      </w:pPr>
+      <w:r>
+        <w:t>2. Click New Installation</w:t>
+      </w:r>
+    </w:p>
+    <w:p>
+      <w:pPr>
+        <w:spacing w:after="120"/>
+      </w:pPr>
+      <w:r>
+        <w:t>3. Scan device serial number</w:t>
+      </w:r>
+    </w:p>
+    <w:p>
+      <w:pPr>
+        <w:spacing w:after="120"/>
+      </w:pPr>
+      <w:r>
+        <w:t>4. Enter customer location and notes</w:t>
+      </w:r>
+    </w:p>
+    <w:p>
+      <w:pPr>
+        <w:spacing w:after="120"/>
+      </w:pPr>
+      <w:r>
+        <w:t>5. Submit to mark as "Installed"</w:t>
       </w:r>
     </w:p>
     <w:p>
